--- a/Очет-по-КР-II.docx
+++ b/Очет-по-КР-II.docx
@@ -1111,7 +1111,7 @@
         </w:rPr>
         <w:fldChar w:fldCharType="separate"/>
       </w:r>
-      <w:hyperlink w:anchor="_Toc208842068" w:history="1">
+      <w:hyperlink w:anchor="_Toc213692516" w:history="1">
         <w:r>
           <w:rPr>
             <w:rStyle w:val="a7"/>
@@ -1178,7 +1178,132 @@
             <w:sz w:val="28"/>
             <w:szCs w:val="28"/>
           </w:rPr>
-          <w:instrText xml:space="preserve"> PAGEREF _Toc208842068 \h </w:instrText>
+          <w:instrText xml:space="preserve"> PAGEREF _Toc213692516 \h </w:instrText>
+        </w:r>
+        <w:r>
+          <w:rPr>
+            <w:rFonts w:ascii="Times New Roman" w:hAnsi="Times New Roman" w:cs="Times New Roman"/>
+            <w:noProof/>
+            <w:webHidden/>
+            <w:sz w:val="28"/>
+            <w:szCs w:val="28"/>
+          </w:rPr>
+        </w:r>
+        <w:r>
+          <w:rPr>
+            <w:rFonts w:ascii="Times New Roman" w:hAnsi="Times New Roman" w:cs="Times New Roman"/>
+            <w:noProof/>
+            <w:webHidden/>
+            <w:sz w:val="28"/>
+            <w:szCs w:val="28"/>
+          </w:rPr>
+          <w:fldChar w:fldCharType="separate"/>
+        </w:r>
+        <w:r>
+          <w:rPr>
+            <w:rFonts w:ascii="Times New Roman" w:hAnsi="Times New Roman" w:cs="Times New Roman"/>
+            <w:noProof/>
+            <w:webHidden/>
+            <w:sz w:val="28"/>
+            <w:szCs w:val="28"/>
+          </w:rPr>
+          <w:t>3</w:t>
+        </w:r>
+        <w:r>
+          <w:rPr>
+            <w:rFonts w:ascii="Times New Roman" w:hAnsi="Times New Roman" w:cs="Times New Roman"/>
+            <w:noProof/>
+            <w:webHidden/>
+            <w:sz w:val="28"/>
+            <w:szCs w:val="28"/>
+          </w:rPr>
+          <w:fldChar w:fldCharType="end"/>
+        </w:r>
+      </w:hyperlink>
+    </w:p>
+    <w:p>
+      <w:pPr>
+        <w:pStyle w:val="21"/>
+        <w:tabs>
+          <w:tab w:val="left" w:pos="850"/>
+          <w:tab w:val="right" w:leader="dot" w:pos="9345"/>
+        </w:tabs>
+        <w:rPr>
+          <w:rFonts w:ascii="Times New Roman" w:eastAsiaTheme="minorEastAsia" w:hAnsi="Times New Roman" w:cs="Times New Roman"/>
+          <w:noProof/>
+          <w:kern w:val="2"/>
+          <w:sz w:val="28"/>
+          <w:szCs w:val="28"/>
+          <w:lang w:eastAsia="ru-RU"/>
+          <w14:ligatures w14:val="standardContextual"/>
+        </w:rPr>
+      </w:pPr>
+      <w:hyperlink w:anchor="_Toc213692517" w:history="1">
+        <w:r>
+          <w:rPr>
+            <w:rStyle w:val="a7"/>
+            <w:rFonts w:ascii="Times New Roman" w:hAnsi="Times New Roman" w:cs="Times New Roman"/>
+            <w:noProof/>
+            <w:sz w:val="28"/>
+            <w:szCs w:val="28"/>
+            <w:lang w:eastAsia="zh-CN" w:bidi="hi-IN"/>
+          </w:rPr>
+          <w:t>1.2</w:t>
+        </w:r>
+        <w:r>
+          <w:rPr>
+            <w:rFonts w:ascii="Times New Roman" w:eastAsiaTheme="minorEastAsia" w:hAnsi="Times New Roman" w:cs="Times New Roman"/>
+            <w:noProof/>
+            <w:kern w:val="2"/>
+            <w:sz w:val="28"/>
+            <w:szCs w:val="28"/>
+            <w:lang w:eastAsia="ru-RU"/>
+            <w14:ligatures w14:val="standardContextual"/>
+          </w:rPr>
+          <w:t xml:space="preserve"> </w:t>
+        </w:r>
+        <w:r>
+          <w:rPr>
+            <w:rStyle w:val="a7"/>
+            <w:rFonts w:ascii="Times New Roman" w:eastAsia="SimSun" w:hAnsi="Times New Roman" w:cs="Times New Roman"/>
+            <w:iCs/>
+            <w:noProof/>
+            <w:kern w:val="1"/>
+            <w:sz w:val="28"/>
+            <w:szCs w:val="28"/>
+            <w:lang w:eastAsia="zh-CN" w:bidi="hi-IN"/>
+          </w:rPr>
+          <w:t>Задание</w:t>
+        </w:r>
+        <w:r>
+          <w:rPr>
+            <w:rFonts w:ascii="Times New Roman" w:hAnsi="Times New Roman" w:cs="Times New Roman"/>
+            <w:noProof/>
+            <w:webHidden/>
+            <w:sz w:val="28"/>
+            <w:szCs w:val="28"/>
+          </w:rPr>
+          <w:tab/>
+        </w:r>
+        <w:r>
+          <w:rPr>
+            <w:rFonts w:ascii="Times New Roman" w:hAnsi="Times New Roman" w:cs="Times New Roman"/>
+            <w:noProof/>
+            <w:webHidden/>
+            <w:sz w:val="28"/>
+            <w:szCs w:val="28"/>
+          </w:rPr>
+          <w:fldChar w:fldCharType="begin"/>
+        </w:r>
+        <w:r>
+          <w:rPr>
+            <w:rFonts w:ascii="Times New Roman" w:hAnsi="Times New Roman" w:cs="Times New Roman"/>
+            <w:noProof/>
+            <w:webHidden/>
+            <w:sz w:val="28"/>
+            <w:szCs w:val="28"/>
+          </w:rPr>
+          <w:instrText xml:space="preserve"> PAGEREF _Toc213692517 \h </w:instrText>
         </w:r>
         <w:r>
           <w:rPr>
@@ -1237,108 +1362,7 @@
           <w14:ligatures w14:val="standardContextual"/>
         </w:rPr>
       </w:pPr>
-      <w:hyperlink w:anchor="_Toc208842069" w:history="1">
-        <w:r>
-          <w:rPr>
-            <w:rStyle w:val="a7"/>
-            <w:rFonts w:ascii="Times New Roman" w:eastAsia="SimSun" w:hAnsi="Times New Roman" w:cs="Times New Roman"/>
-            <w:iCs/>
-            <w:noProof/>
-            <w:kern w:val="1"/>
-            <w:sz w:val="28"/>
-            <w:szCs w:val="28"/>
-            <w:lang w:eastAsia="zh-CN" w:bidi="hi-IN"/>
-          </w:rPr>
-          <w:t>1.2 Описание заданий по варианту</w:t>
-        </w:r>
-        <w:r>
-          <w:rPr>
-            <w:rFonts w:ascii="Times New Roman" w:hAnsi="Times New Roman" w:cs="Times New Roman"/>
-            <w:noProof/>
-            <w:webHidden/>
-            <w:sz w:val="28"/>
-            <w:szCs w:val="28"/>
-          </w:rPr>
-          <w:tab/>
-        </w:r>
-        <w:r>
-          <w:rPr>
-            <w:rFonts w:ascii="Times New Roman" w:hAnsi="Times New Roman" w:cs="Times New Roman"/>
-            <w:noProof/>
-            <w:webHidden/>
-            <w:sz w:val="28"/>
-            <w:szCs w:val="28"/>
-          </w:rPr>
-          <w:fldChar w:fldCharType="begin"/>
-        </w:r>
-        <w:r>
-          <w:rPr>
-            <w:rFonts w:ascii="Times New Roman" w:hAnsi="Times New Roman" w:cs="Times New Roman"/>
-            <w:noProof/>
-            <w:webHidden/>
-            <w:sz w:val="28"/>
-            <w:szCs w:val="28"/>
-          </w:rPr>
-          <w:instrText xml:space="preserve"> PAGEREF _Toc208842069 \h </w:instrText>
-        </w:r>
-        <w:r>
-          <w:rPr>
-            <w:rFonts w:ascii="Times New Roman" w:hAnsi="Times New Roman" w:cs="Times New Roman"/>
-            <w:noProof/>
-            <w:webHidden/>
-            <w:sz w:val="28"/>
-            <w:szCs w:val="28"/>
-          </w:rPr>
-        </w:r>
-        <w:r>
-          <w:rPr>
-            <w:rFonts w:ascii="Times New Roman" w:hAnsi="Times New Roman" w:cs="Times New Roman"/>
-            <w:noProof/>
-            <w:webHidden/>
-            <w:sz w:val="28"/>
-            <w:szCs w:val="28"/>
-          </w:rPr>
-          <w:fldChar w:fldCharType="separate"/>
-        </w:r>
-        <w:r>
-          <w:rPr>
-            <w:rFonts w:ascii="Times New Roman" w:hAnsi="Times New Roman" w:cs="Times New Roman"/>
-            <w:noProof/>
-            <w:webHidden/>
-            <w:sz w:val="28"/>
-            <w:szCs w:val="28"/>
-          </w:rPr>
-          <w:t>3</w:t>
-        </w:r>
-        <w:r>
-          <w:rPr>
-            <w:rFonts w:ascii="Times New Roman" w:hAnsi="Times New Roman" w:cs="Times New Roman"/>
-            <w:noProof/>
-            <w:webHidden/>
-            <w:sz w:val="28"/>
-            <w:szCs w:val="28"/>
-          </w:rPr>
-          <w:fldChar w:fldCharType="end"/>
-        </w:r>
-      </w:hyperlink>
-    </w:p>
-    <w:p>
-      <w:pPr>
-        <w:pStyle w:val="21"/>
-        <w:tabs>
-          <w:tab w:val="right" w:leader="dot" w:pos="9345"/>
-        </w:tabs>
-        <w:rPr>
-          <w:rFonts w:ascii="Times New Roman" w:eastAsiaTheme="minorEastAsia" w:hAnsi="Times New Roman" w:cs="Times New Roman"/>
-          <w:noProof/>
-          <w:kern w:val="2"/>
-          <w:sz w:val="28"/>
-          <w:szCs w:val="28"/>
-          <w:lang w:eastAsia="ru-RU"/>
-          <w14:ligatures w14:val="standardContextual"/>
-        </w:rPr>
-      </w:pPr>
-      <w:hyperlink w:anchor="_Toc208842070" w:history="1">
+      <w:hyperlink w:anchor="_Toc213692518" w:history="1">
         <w:r>
           <w:rPr>
             <w:rStyle w:val="a7"/>
@@ -1380,7 +1404,7 @@
             <w:sz w:val="28"/>
             <w:szCs w:val="28"/>
           </w:rPr>
-          <w:instrText xml:space="preserve"> PAGEREF _Toc208842070 \h </w:instrText>
+          <w:instrText xml:space="preserve"> PAGEREF _Toc213692518 \h </w:instrText>
         </w:r>
         <w:r>
           <w:rPr>
@@ -1409,7 +1433,7 @@
             <w:sz w:val="28"/>
             <w:szCs w:val="28"/>
           </w:rPr>
-          <w:t>3</w:t>
+          <w:t>4</w:t>
         </w:r>
         <w:r>
           <w:rPr>
@@ -1439,7 +1463,7 @@
           <w14:ligatures w14:val="standardContextual"/>
         </w:rPr>
       </w:pPr>
-      <w:hyperlink w:anchor="_Toc208842071" w:history="1">
+      <w:hyperlink w:anchor="_Toc213692519" w:history="1">
         <w:r>
           <w:rPr>
             <w:rStyle w:val="a7"/>
@@ -1451,7 +1475,7 @@
             <w:szCs w:val="28"/>
             <w:lang w:eastAsia="zh-CN" w:bidi="hi-IN"/>
           </w:rPr>
-          <w:t>1.4 Текст программы</w:t>
+          <w:t>1.4 Расчет лучшей и худшей сложности алгоритма.</w:t>
         </w:r>
         <w:r>
           <w:rPr>
@@ -1481,7 +1505,7 @@
             <w:sz w:val="28"/>
             <w:szCs w:val="28"/>
           </w:rPr>
-          <w:instrText xml:space="preserve"> PAGEREF _Toc208842071 \h </w:instrText>
+          <w:instrText xml:space="preserve"> PAGEREF _Toc213692519 \h </w:instrText>
         </w:r>
         <w:r>
           <w:rPr>
@@ -1540,7 +1564,7 @@
           <w14:ligatures w14:val="standardContextual"/>
         </w:rPr>
       </w:pPr>
-      <w:hyperlink w:anchor="_Toc208842072" w:history="1">
+      <w:hyperlink w:anchor="_Toc213692520" w:history="1">
         <w:r>
           <w:rPr>
             <w:rStyle w:val="a7"/>
@@ -1552,7 +1576,7 @@
             <w:szCs w:val="28"/>
             <w:lang w:eastAsia="zh-CN" w:bidi="hi-IN"/>
           </w:rPr>
-          <w:t>1.5 Тестовые примеры</w:t>
+          <w:t>1.5 Тестирование программы</w:t>
         </w:r>
         <w:r>
           <w:rPr>
@@ -1582,7 +1606,7 @@
             <w:sz w:val="28"/>
             <w:szCs w:val="28"/>
           </w:rPr>
-          <w:instrText xml:space="preserve"> PAGEREF _Toc208842072 \h </w:instrText>
+          <w:instrText xml:space="preserve"> PAGEREF _Toc213692520 \h </w:instrText>
         </w:r>
         <w:r>
           <w:rPr>
@@ -1641,7 +1665,7 @@
           <w14:ligatures w14:val="standardContextual"/>
         </w:rPr>
       </w:pPr>
-      <w:hyperlink w:anchor="_Toc208842073" w:history="1">
+      <w:hyperlink w:anchor="_Toc213692521" w:history="1">
         <w:r>
           <w:rPr>
             <w:rStyle w:val="a7"/>
@@ -1683,7 +1707,7 @@
             <w:sz w:val="28"/>
             <w:szCs w:val="28"/>
           </w:rPr>
-          <w:instrText xml:space="preserve"> PAGEREF _Toc208842073 \h </w:instrText>
+          <w:instrText xml:space="preserve"> PAGEREF _Toc213692521 \h </w:instrText>
         </w:r>
         <w:r>
           <w:rPr>
@@ -2259,7 +2283,7 @@
           <w:lang w:eastAsia="zh-CN" w:bidi="hi-IN"/>
         </w:rPr>
       </w:pPr>
-      <w:bookmarkStart w:id="0" w:name="_Toc208842068"/>
+      <w:bookmarkStart w:id="0" w:name="_Toc213692516"/>
       <w:r>
         <w:rPr>
           <w:rFonts w:ascii="Times New Roman" w:eastAsia="Times New Roman" w:hAnsi="Times New Roman" w:cs="Mangal"/>
@@ -2286,7 +2310,6 @@
           <w:lang w:eastAsia="zh-CN" w:bidi="hi-IN"/>
         </w:rPr>
       </w:pPr>
-      <w:bookmarkStart w:id="1" w:name="_Toc208842069"/>
       <w:r>
         <w:rPr>
           <w:rFonts w:ascii="Times New Roman" w:hAnsi="Times New Roman" w:cs="Times New Roman"/>
@@ -2353,7 +2376,6 @@
         <w:t>варианту и оценка сложности полученного алгоритма.</w:t>
       </w:r>
     </w:p>
-    <w:bookmarkEnd w:id="1"/>
     <w:p>
       <w:pPr>
         <w:pStyle w:val="aff2"/>
@@ -2372,6 +2394,7 @@
           <w:lang w:val="ru-RU" w:eastAsia="zh-CN" w:bidi="hi-IN"/>
         </w:rPr>
       </w:pPr>
+      <w:bookmarkStart w:id="1" w:name="_Toc213692517"/>
       <w:r>
         <w:rPr>
           <w:rFonts w:ascii="Times New Roman" w:eastAsia="SimSun" w:hAnsi="Times New Roman"/>
@@ -2384,6 +2407,7 @@
         </w:rPr>
         <w:t>Задание</w:t>
       </w:r>
+      <w:bookmarkEnd w:id="1"/>
     </w:p>
     <w:p>
       <w:pPr>
@@ -2405,7 +2429,6 @@
           <w:lang w:val="ru-RU" w:eastAsia="zh-CN" w:bidi="hi-IN"/>
         </w:rPr>
       </w:pPr>
-      <w:bookmarkStart w:id="2" w:name="_Toc208842070"/>
       <w:r>
         <w:rPr>
           <w:rFonts w:ascii="Times New Roman" w:eastAsia="SimSun" w:hAnsi="Times New Roman" w:cs="Times New Roman"/>
@@ -3028,6 +3051,7 @@
           <w:lang w:eastAsia="zh-CN" w:bidi="hi-IN"/>
         </w:rPr>
       </w:pPr>
+      <w:bookmarkStart w:id="2" w:name="_Toc213692518"/>
       <w:r>
         <w:rPr>
           <w:rFonts w:ascii="Times New Roman" w:eastAsia="SimSun" w:hAnsi="Times New Roman"/>
@@ -3180,7 +3204,7 @@
           <w:lang w:eastAsia="zh-CN" w:bidi="hi-IN"/>
         </w:rPr>
       </w:pPr>
-      <w:bookmarkStart w:id="3" w:name="_Toc208842071"/>
+      <w:bookmarkStart w:id="3" w:name="_Toc213692519"/>
       <w:r>
         <w:rPr>
           <w:rFonts w:ascii="Times New Roman" w:eastAsia="SimSun" w:hAnsi="Times New Roman" w:cs="Arial"/>
@@ -3194,7 +3218,6 @@
         <w:lastRenderedPageBreak/>
         <w:t xml:space="preserve">1.4 </w:t>
       </w:r>
-      <w:bookmarkEnd w:id="3"/>
       <w:r>
         <w:rPr>
           <w:rFonts w:ascii="Times New Roman" w:eastAsia="SimSun" w:hAnsi="Times New Roman" w:cs="Arial"/>
@@ -3219,6 +3242,7 @@
         </w:rPr>
         <w:t>худшей сложности алгоритма.</w:t>
       </w:r>
+      <w:bookmarkEnd w:id="3"/>
     </w:p>
     <w:p>
       <w:pPr>
@@ -4156,7 +4180,7 @@
           <w:lang w:eastAsia="zh-CN" w:bidi="hi-IN"/>
         </w:rPr>
       </w:pPr>
-      <w:bookmarkStart w:id="4" w:name="_Toc208842072"/>
+      <w:bookmarkStart w:id="4" w:name="_Toc213692520"/>
       <w:r>
         <w:rPr>
           <w:rFonts w:ascii="Times New Roman" w:eastAsia="SimSun" w:hAnsi="Times New Roman" w:cs="Arial"/>
@@ -4181,7 +4205,6 @@
         </w:rPr>
         <w:t>Тест</w:t>
       </w:r>
-      <w:bookmarkEnd w:id="4"/>
       <w:r>
         <w:rPr>
           <w:rFonts w:ascii="Times New Roman" w:eastAsia="SimSun" w:hAnsi="Times New Roman" w:cs="Arial"/>
@@ -4194,6 +4217,7 @@
         </w:rPr>
         <w:t>ирование программы</w:t>
       </w:r>
+      <w:bookmarkEnd w:id="4"/>
     </w:p>
     <w:p>
       <w:pPr>
@@ -4214,6 +4238,7 @@
       </w:pPr>
       <w:r>
         <w:rPr>
+          <w:noProof/>
           <w:lang w:val="en-US"/>
         </w:rPr>
         <w:drawing>
@@ -4264,10 +4289,7 @@
         <w:t>2</w:t>
       </w:r>
       <w:r>
-        <w:t xml:space="preserve"> – Экранная копия </w:t>
-      </w:r>
-      <w:r>
-        <w:t>результатов модульного теста</w:t>
+        <w:t xml:space="preserve"> – Экранная копия результатов модульного теста</w:t>
       </w:r>
     </w:p>
     <w:p>
@@ -4275,7 +4297,6 @@
         <w:pStyle w:val="aff6"/>
         <w:jc w:val="left"/>
       </w:pPr>
-      <w:bookmarkStart w:id="5" w:name="_Toc208842073"/>
     </w:p>
     <w:p>
       <w:pPr>
@@ -4294,6 +4315,7 @@
           <w:lang w:eastAsia="zh-CN" w:bidi="hi-IN"/>
         </w:rPr>
       </w:pPr>
+      <w:bookmarkStart w:id="5" w:name="_Toc213692521"/>
       <w:r>
         <w:rPr>
           <w:rFonts w:ascii="Times New Roman" w:eastAsia="SimSun" w:hAnsi="Times New Roman" w:cs="Arial"/>
